--- a/docs/CSCN8010-LogisticRegressionClassifier_Workshop.docx
+++ b/docs/CSCN8010-LogisticRegressionClassifier_Workshop.docx
@@ -1,6 +1,6 @@
 
 <file path=word/document.xml><?xml version="1.0" encoding="utf-8"?>
-<w:document xmlns:wpc="http://schemas.microsoft.com/office/word/2010/wordprocessingCanvas" xmlns:cx="http://schemas.microsoft.com/office/drawing/2014/chartex" xmlns:cx1="http://schemas.microsoft.com/office/drawing/2015/9/8/chartex" xmlns:cx2="http://schemas.microsoft.com/office/drawing/2015/10/21/chartex" xmlns:cx3="http://schemas.microsoft.com/office/drawing/2016/5/9/chartex" xmlns:cx4="http://schemas.microsoft.com/office/drawing/2016/5/10/chartex" xmlns:cx5="http://schemas.microsoft.com/office/drawing/2016/5/11/chartex" xmlns:cx6="http://schemas.microsoft.com/office/drawing/2016/5/12/chartex" xmlns:cx7="http://schemas.microsoft.com/office/drawing/2016/5/13/chartex" xmlns:cx8="http://schemas.microsoft.com/office/drawing/2016/5/14/chartex" xmlns:mc="http://schemas.openxmlformats.org/markup-compatibility/2006" xmlns:aink="http://schemas.microsoft.com/office/drawing/2016/ink" xmlns:am3d="http://schemas.microsoft.com/office/drawing/2017/model3d" xmlns:o="urn:schemas-microsoft-com:office:office" xmlns:oel="http://schemas.microsoft.com/office/2019/extlst" xmlns:r="http://schemas.openxmlformats.org/officeDocument/2006/relationships" xmlns:m="http://schemas.openxmlformats.org/officeDocument/2006/math" xmlns:v="urn:schemas-microsoft-com:vml" xmlns:wp14="http://schemas.microsoft.com/office/word/2010/wordprocessingDrawing" xmlns:wp="http://schemas.openxmlformats.org/drawingml/2006/wordprocessingDrawing" xmlns:w10="urn:schemas-microsoft-com:office:word" xmlns:w="http://schemas.openxmlformats.org/wordprocessingml/2006/main" xmlns:w14="http://schemas.microsoft.com/office/word/2010/wordml" xmlns:w15="http://schemas.microsoft.com/office/word/2012/wordml" xmlns:w16cex="http://schemas.microsoft.com/office/word/2018/wordml/cex" xmlns:w16cid="http://schemas.microsoft.com/office/word/2016/wordml/cid" xmlns:w16="http://schemas.microsoft.com/office/word/2018/wordml" xmlns:w16du="http://schemas.microsoft.com/office/word/2023/wordml/word16du" xmlns:w16sdtdh="http://schemas.microsoft.com/office/word/2020/wordml/sdtdatahash" xmlns:w16sdtfl="http://schemas.microsoft.com/office/word/2024/wordml/sdtformatlock" xmlns:w16se="http://schemas.microsoft.com/office/word/2015/wordml/symex" xmlns:wpg="http://schemas.microsoft.com/office/word/2010/wordprocessingGroup" xmlns:wpi="http://schemas.microsoft.com/office/word/2010/wordprocessingInk" xmlns:wne="http://schemas.microsoft.com/office/word/2006/wordml" xmlns:wps="http://schemas.microsoft.com/office/word/2010/wordprocessingShape" mc:Ignorable="w14 w15 w16se w16cid w16 w16cex w16sdtdh w16sdtfl w16du wp14">
+<w:document xmlns:wpc="http://schemas.microsoft.com/office/word/2010/wordprocessingCanvas" xmlns:cx="http://schemas.microsoft.com/office/drawing/2014/chartex" xmlns:cx1="http://schemas.microsoft.com/office/drawing/2015/9/8/chartex" xmlns:cx2="http://schemas.microsoft.com/office/drawing/2015/10/21/chartex" xmlns:cx3="http://schemas.microsoft.com/office/drawing/2016/5/9/chartex" xmlns:cx4="http://schemas.microsoft.com/office/drawing/2016/5/10/chartex" xmlns:cx5="http://schemas.microsoft.com/office/drawing/2016/5/11/chartex" xmlns:cx6="http://schemas.microsoft.com/office/drawing/2016/5/12/chartex" xmlns:cx7="http://schemas.microsoft.com/office/drawing/2016/5/13/chartex" xmlns:cx8="http://schemas.microsoft.com/office/drawing/2016/5/14/chartex" xmlns:mc="http://schemas.openxmlformats.org/markup-compatibility/2006" xmlns:m="http://schemas.openxmlformats.org/officeDocument/2006/math" xmlns:aink="http://schemas.microsoft.com/office/drawing/2016/ink" xmlns:am3d="http://schemas.microsoft.com/office/drawing/2017/model3d" xmlns:oel="http://schemas.microsoft.com/office/2019/extlst" xmlns:r="http://schemas.openxmlformats.org/officeDocument/2006/relationships" xmlns:wp14="http://schemas.microsoft.com/office/word/2010/wordprocessingDrawing" xmlns:wp="http://schemas.openxmlformats.org/drawingml/2006/wordprocessingDrawing" xmlns:wpg="http://schemas.microsoft.com/office/word/2010/wordprocessingGroup" xmlns:wpi="http://schemas.microsoft.com/office/word/2010/wordprocessingInk" xmlns:wps="http://schemas.microsoft.com/office/word/2010/wordprocessingShape" xmlns:o="urn:schemas-microsoft-com:office:office" xmlns:v="urn:schemas-microsoft-com:vml" xmlns:w10="urn:schemas-microsoft-com:office:word" xmlns:w="http://schemas.openxmlformats.org/wordprocessingml/2006/main" xmlns:w14="http://schemas.microsoft.com/office/word/2010/wordml" xmlns:w15="http://schemas.microsoft.com/office/word/2012/wordml" xmlns:w16cex="http://schemas.microsoft.com/office/word/2018/wordml/cex" xmlns:w16cid="http://schemas.microsoft.com/office/word/2016/wordml/cid" xmlns:w16="http://schemas.microsoft.com/office/word/2018/wordml" xmlns:w16sdtdh="http://schemas.microsoft.com/office/word/2020/wordml/sdtdatahash" xmlns:w16sdtfl="http://schemas.microsoft.com/office/word/2024/wordml/sdtformatlock" xmlns:w16se="http://schemas.microsoft.com/office/word/2015/wordml/symex" xmlns:w16du="http://schemas.microsoft.com/office/word/2023/wordml/word16du" xmlns:wne="http://schemas.microsoft.com/office/word/2006/wordml" mc:Ignorable="w14 w15 w16se w16cid w16 w16cex w16sdtdh w16sdtfl w16du wp14">
   <w:body>
     <w:p>
       <w:pPr>
@@ -489,6 +489,7 @@
                 <w:sz w:val="23"/>
               </w:rPr>
             </w:pPr>
+            <w:proofErr w:type="spellStart"/>
             <w:r>
               <w:rPr>
                 <w:color w:val="0A0A0A"/>
@@ -498,6 +499,7 @@
               </w:rPr>
               <w:t>Davisen</w:t>
             </w:r>
+            <w:proofErr w:type="spellEnd"/>
           </w:p>
         </w:tc>
         <w:tc>
@@ -607,7 +609,16 @@
                 <w:w w:val="105"/>
                 <w:sz w:val="23"/>
               </w:rPr>
-              <w:t>9118300</w:t>
+              <w:t>911830</w:t>
+            </w:r>
+            <w:r>
+              <w:rPr>
+                <w:color w:val="0A0A0A"/>
+                <w:spacing w:val="-2"/>
+                <w:w w:val="105"/>
+                <w:sz w:val="23"/>
+              </w:rPr>
+              <w:t>9</w:t>
             </w:r>
           </w:p>
         </w:tc>
@@ -866,17 +877,7 @@
           <w:spacing w:val="-2"/>
           <w:sz w:val="17"/>
         </w:rPr>
-        <w:t xml:space="preserve">GROUP 3 </w:t>
-      </w:r>
-      <w:r>
-        <w:rPr>
-          <w:rFonts w:ascii="Tahoma"/>
-          <w:b/>
-          <w:color w:val="52504D"/>
-          <w:spacing w:val="-2"/>
-          <w:sz w:val="17"/>
-        </w:rPr>
-        <w:t>REPOSITORY</w:t>
+        <w:t>GROUP 3 REPOSITORY</w:t>
       </w:r>
     </w:p>
     <w:p>
@@ -894,23 +895,7 @@
             <w:spacing w:val="-2"/>
             <w:sz w:val="20"/>
           </w:rPr>
-          <w:t>https://github.com/jcamilochirivi/LogisticRegression</w:t>
-        </w:r>
-        <w:r>
-          <w:rPr>
-            <w:color w:val="2A78D6"/>
-            <w:spacing w:val="-2"/>
-            <w:sz w:val="20"/>
-          </w:rPr>
-          <w:t>C</w:t>
-        </w:r>
-        <w:r>
-          <w:rPr>
-            <w:color w:val="2A78D6"/>
-            <w:spacing w:val="-2"/>
-            <w:sz w:val="20"/>
-          </w:rPr>
-          <w:t>lassifier_Workshop.git</w:t>
+          <w:t>https://github.com/jcamilochirivi/LogisticRegressionClassifier_Workshop.git</w:t>
         </w:r>
       </w:hyperlink>
     </w:p>
@@ -1078,43 +1063,7 @@
         <w:rPr>
           <w:sz w:val="20"/>
         </w:rPr>
-        <w:t>This notebook implements log-loss and logistic regression from scratch in NumPy, predicting exam pass/fail from hours studied for 19 students. Gradient descent reaches weights matching scikit-</w:t>
-      </w:r>
-      <w:r>
-        <w:rPr>
-          <w:sz w:val="20"/>
-        </w:rPr>
-        <w:t>learns</w:t>
-      </w:r>
-      <w:r>
-        <w:rPr>
-          <w:sz w:val="20"/>
-        </w:rPr>
-        <w:t xml:space="preserve"> </w:t>
-      </w:r>
-      <w:r>
-        <w:rPr>
-          <w:sz w:val="20"/>
-        </w:rPr>
-        <w:t>unregularized</w:t>
-      </w:r>
-      <w:r>
-        <w:rPr>
-          <w:sz w:val="20"/>
-        </w:rPr>
-        <w:t xml:space="preserve"> model, with log-loss 0.2321 (66.5% below baseline), a 2.875-hour decision boundary, and 89.47% accuracy. It also covers learning rates, </w:t>
-      </w:r>
-      <w:r>
-        <w:rPr>
-          <w:sz w:val="20"/>
-        </w:rPr>
-        <w:t>regularization</w:t>
-      </w:r>
-      <w:r>
-        <w:rPr>
-          <w:sz w:val="20"/>
-        </w:rPr>
-        <w:t>, and limitations.</w:t>
+        <w:t>This notebook implements log-loss and logistic regression from scratch in NumPy, predicting exam pass/fail from hours studied for 19 students. Gradient descent reaches weights matching scikit-learns unregularized model, with log-loss 0.2321 (66.5% below baseline), a 2.875-hour decision boundary, and 89.47% accuracy. It also covers learning rates, regularization, and limitations.</w:t>
       </w:r>
     </w:p>
     <w:p>
@@ -1350,7 +1299,7 @@
 </file>
 
 <file path=word/numbering.xml><?xml version="1.0" encoding="utf-8"?>
-<w:numbering xmlns:wpc="http://schemas.microsoft.com/office/word/2010/wordprocessingCanvas" xmlns:cx="http://schemas.microsoft.com/office/drawing/2014/chartex" xmlns:cx1="http://schemas.microsoft.com/office/drawing/2015/9/8/chartex" xmlns:cx2="http://schemas.microsoft.com/office/drawing/2015/10/21/chartex" xmlns:cx3="http://schemas.microsoft.com/office/drawing/2016/5/9/chartex" xmlns:cx4="http://schemas.microsoft.com/office/drawing/2016/5/10/chartex" xmlns:cx5="http://schemas.microsoft.com/office/drawing/2016/5/11/chartex" xmlns:cx6="http://schemas.microsoft.com/office/drawing/2016/5/12/chartex" xmlns:cx7="http://schemas.microsoft.com/office/drawing/2016/5/13/chartex" xmlns:cx8="http://schemas.microsoft.com/office/drawing/2016/5/14/chartex" xmlns:mc="http://schemas.openxmlformats.org/markup-compatibility/2006" xmlns:aink="http://schemas.microsoft.com/office/drawing/2016/ink" xmlns:am3d="http://schemas.microsoft.com/office/drawing/2017/model3d" xmlns:o="urn:schemas-microsoft-com:office:office" xmlns:oel="http://schemas.microsoft.com/office/2019/extlst" xmlns:r="http://schemas.openxmlformats.org/officeDocument/2006/relationships" xmlns:m="http://schemas.openxmlformats.org/officeDocument/2006/math" xmlns:v="urn:schemas-microsoft-com:vml" xmlns:wp14="http://schemas.microsoft.com/office/word/2010/wordprocessingDrawing" xmlns:wp="http://schemas.openxmlformats.org/drawingml/2006/wordprocessingDrawing" xmlns:w10="urn:schemas-microsoft-com:office:word" xmlns:w="http://schemas.openxmlformats.org/wordprocessingml/2006/main" xmlns:w14="http://schemas.microsoft.com/office/word/2010/wordml" xmlns:w15="http://schemas.microsoft.com/office/word/2012/wordml" xmlns:w16cex="http://schemas.microsoft.com/office/word/2018/wordml/cex" xmlns:w16cid="http://schemas.microsoft.com/office/word/2016/wordml/cid" xmlns:w16="http://schemas.microsoft.com/office/word/2018/wordml" xmlns:w16du="http://schemas.microsoft.com/office/word/2023/wordml/word16du" xmlns:w16sdtdh="http://schemas.microsoft.com/office/word/2020/wordml/sdtdatahash" xmlns:w16sdtfl="http://schemas.microsoft.com/office/word/2024/wordml/sdtformatlock" xmlns:w16se="http://schemas.microsoft.com/office/word/2015/wordml/symex" xmlns:wpg="http://schemas.microsoft.com/office/word/2010/wordprocessingGroup" xmlns:wpi="http://schemas.microsoft.com/office/word/2010/wordprocessingInk" xmlns:wne="http://schemas.microsoft.com/office/word/2006/wordml" xmlns:wps="http://schemas.microsoft.com/office/word/2010/wordprocessingShape" mc:Ignorable="w14 w15 w16se w16cid w16 w16cex w16sdtdh w16sdtfl w16du wp14">
+<w:numbering xmlns:wpc="http://schemas.microsoft.com/office/word/2010/wordprocessingCanvas" xmlns:cx="http://schemas.microsoft.com/office/drawing/2014/chartex" xmlns:cx1="http://schemas.microsoft.com/office/drawing/2015/9/8/chartex" xmlns:cx2="http://schemas.microsoft.com/office/drawing/2015/10/21/chartex" xmlns:cx3="http://schemas.microsoft.com/office/drawing/2016/5/9/chartex" xmlns:cx4="http://schemas.microsoft.com/office/drawing/2016/5/10/chartex" xmlns:cx5="http://schemas.microsoft.com/office/drawing/2016/5/11/chartex" xmlns:cx6="http://schemas.microsoft.com/office/drawing/2016/5/12/chartex" xmlns:cx7="http://schemas.microsoft.com/office/drawing/2016/5/13/chartex" xmlns:cx8="http://schemas.microsoft.com/office/drawing/2016/5/14/chartex" xmlns:mc="http://schemas.openxmlformats.org/markup-compatibility/2006" xmlns:m="http://schemas.openxmlformats.org/officeDocument/2006/math" xmlns:aink="http://schemas.microsoft.com/office/drawing/2016/ink" xmlns:am3d="http://schemas.microsoft.com/office/drawing/2017/model3d" xmlns:oel="http://schemas.microsoft.com/office/2019/extlst" xmlns:r="http://schemas.openxmlformats.org/officeDocument/2006/relationships" xmlns:wp14="http://schemas.microsoft.com/office/word/2010/wordprocessingDrawing" xmlns:wp="http://schemas.openxmlformats.org/drawingml/2006/wordprocessingDrawing" xmlns:wpg="http://schemas.microsoft.com/office/word/2010/wordprocessingGroup" xmlns:wpi="http://schemas.microsoft.com/office/word/2010/wordprocessingInk" xmlns:wps="http://schemas.microsoft.com/office/word/2010/wordprocessingShape" xmlns:o="urn:schemas-microsoft-com:office:office" xmlns:v="urn:schemas-microsoft-com:vml" xmlns:w10="urn:schemas-microsoft-com:office:word" xmlns:w="http://schemas.openxmlformats.org/wordprocessingml/2006/main" xmlns:w14="http://schemas.microsoft.com/office/word/2010/wordml" xmlns:w15="http://schemas.microsoft.com/office/word/2012/wordml" xmlns:w16cex="http://schemas.microsoft.com/office/word/2018/wordml/cex" xmlns:w16cid="http://schemas.microsoft.com/office/word/2016/wordml/cid" xmlns:w16="http://schemas.microsoft.com/office/word/2018/wordml" xmlns:w16sdtdh="http://schemas.microsoft.com/office/word/2020/wordml/sdtdatahash" xmlns:w16sdtfl="http://schemas.microsoft.com/office/word/2024/wordml/sdtformatlock" xmlns:w16se="http://schemas.microsoft.com/office/word/2015/wordml/symex" xmlns:w16du="http://schemas.microsoft.com/office/word/2023/wordml/word16du" xmlns:wne="http://schemas.microsoft.com/office/word/2006/wordml" mc:Ignorable="w14 w15 w16se w16cid w16 w16cex w16sdtdh w16sdtfl w16du wp14">
   <w:abstractNum w:abstractNumId="0" w15:restartNumberingAfterBreak="0">
     <w:nsid w:val="0FB41AA3"/>
     <w:multiLevelType w:val="hybridMultilevel"/>
@@ -1480,7 +1429,7 @@
 </file>
 
 <file path=word/styles.xml><?xml version="1.0" encoding="utf-8"?>
-<w:styles xmlns:mc="http://schemas.openxmlformats.org/markup-compatibility/2006" xmlns:r="http://schemas.openxmlformats.org/officeDocument/2006/relationships" xmlns:w="http://schemas.openxmlformats.org/wordprocessingml/2006/main" xmlns:w14="http://schemas.microsoft.com/office/word/2010/wordml" xmlns:w15="http://schemas.microsoft.com/office/word/2012/wordml" xmlns:w16cex="http://schemas.microsoft.com/office/word/2018/wordml/cex" xmlns:w16cid="http://schemas.microsoft.com/office/word/2016/wordml/cid" xmlns:w16="http://schemas.microsoft.com/office/word/2018/wordml" xmlns:w16du="http://schemas.microsoft.com/office/word/2023/wordml/word16du" xmlns:w16sdtdh="http://schemas.microsoft.com/office/word/2020/wordml/sdtdatahash" xmlns:w16sdtfl="http://schemas.microsoft.com/office/word/2024/wordml/sdtformatlock" xmlns:w16se="http://schemas.microsoft.com/office/word/2015/wordml/symex" mc:Ignorable="w14 w15 w16se w16cid w16 w16cex w16sdtdh w16sdtfl w16du">
+<w:styles xmlns:mc="http://schemas.openxmlformats.org/markup-compatibility/2006" xmlns:r="http://schemas.openxmlformats.org/officeDocument/2006/relationships" xmlns:w="http://schemas.openxmlformats.org/wordprocessingml/2006/main" xmlns:w14="http://schemas.microsoft.com/office/word/2010/wordml" xmlns:w15="http://schemas.microsoft.com/office/word/2012/wordml" xmlns:w16cex="http://schemas.microsoft.com/office/word/2018/wordml/cex" xmlns:w16cid="http://schemas.microsoft.com/office/word/2016/wordml/cid" xmlns:w16="http://schemas.microsoft.com/office/word/2018/wordml" xmlns:w16sdtdh="http://schemas.microsoft.com/office/word/2020/wordml/sdtdatahash" xmlns:w16sdtfl="http://schemas.microsoft.com/office/word/2024/wordml/sdtformatlock" xmlns:w16se="http://schemas.microsoft.com/office/word/2015/wordml/symex" xmlns:w16du="http://schemas.microsoft.com/office/word/2023/wordml/word16du" mc:Ignorable="w14 w15 w16se w16cid w16 w16cex w16sdtdh w16sdtfl w16du">
   <w:docDefaults>
     <w:rPrDefault>
       <w:rPr>
